--- a/plantillas/7_Control_Directivo/03_Plan_de_Implementacion_30_Dias.docx
+++ b/plantillas/7_Control_Directivo/03_Plan_de_Implementacion_30_Dias.docx
@@ -148,34 +148,65 @@
       </w:tr>
     </w:tbl>
     <w:p/>
+    <w:tbl>
+      <w:tblPr>
+        <w:tblW w:type="auto" w:w="0"/>
+        <w:jc w:val="center"/>
+        <w:tblLook w:firstColumn="1" w:firstRow="1" w:lastColumn="0" w:lastRow="0" w:noHBand="0" w:noVBand="1" w:val="04A0"/>
+      </w:tblPr>
+      <w:tblGrid>
+        <w:gridCol w:w="9406"/>
+      </w:tblGrid>
+      <w:tr>
+        <w:tc>
+          <w:tcPr>
+            <w:tcW w:type="dxa" w:w="9354"/>
+            <w:shd w:val="clear" w:fill="0B2A4A"/>
+            <w:tcMar>
+              <w:top w:w="140" w:type="dxa"/>
+              <w:left w:w="260" w:type="dxa"/>
+              <w:bottom w:w="140" w:type="dxa"/>
+              <w:right w:w="260" w:type="dxa"/>
+            </w:tcMar>
+            <w:tcBorders>
+              <w:top w:val="nil"/>
+              <w:left w:val="nil"/>
+              <w:right w:val="nil"/>
+              <w:bottom w:val="single" w:sz="30" w:color="C9A227"/>
+            </w:tcBorders>
+          </w:tcPr>
+          <w:p>
+            <w:pPr>
+              <w:spacing w:after="40"/>
+            </w:pPr>
+            <w:r>
+              <w:rPr>
+                <w:b/>
+                <w:color w:val="FFFFFF"/>
+                <w:sz w:val="40"/>
+              </w:rPr>
+              <w:t>PLAN DE IMPLEMENTACIÓN DE 30 DÍAS</w:t>
+            </w:r>
+          </w:p>
+          <w:p>
+            <w:pPr>
+              <w:spacing w:after="0"/>
+            </w:pPr>
+            <w:r>
+              <w:rPr>
+                <w:color w:val="E6D9A6"/>
+                <w:sz w:val="21"/>
+              </w:rPr>
+              <w:t>Ordenar, planear, ejecutar y cerrar: de la solicitud al primer reporte para dirección</w:t>
+            </w:r>
+          </w:p>
+        </w:tc>
+      </w:tr>
+    </w:tbl>
     <w:p>
       <w:pPr>
-        <w:spacing w:after="200"/>
-        <w:jc w:val="center"/>
-        <w:pBdr>
-          <w:bottom w:val="single" w:sz="12" w:space="4" w:color="C9A227"/>
-        </w:pBdr>
+        <w:spacing w:after="40"/>
       </w:pPr>
-      <w:r>
-        <w:rPr>
-          <w:b/>
-          <w:color w:val="0B2A4A"/>
-          <w:sz w:val="36"/>
-        </w:rPr>
-        <w:t>PLAN DE IMPLEMENTACIÓN DE 30 DÍAS</w:t>
-      </w:r>
-    </w:p>
-    <w:p>
-      <w:pPr>
-        <w:jc w:val="center"/>
-      </w:pPr>
-      <w:r>
-        <w:rPr>
-          <w:i/>
-          <w:color w:val="5B6B78"/>
-        </w:rPr>
-        <w:t>Ordenar, planear, ejecutar y cerrar: de la solicitud al primer reporte para dirección</w:t>
-      </w:r>
     </w:p>
     <w:tbl>
       <w:tblPr>
@@ -366,6 +397,66 @@
       </w:tr>
     </w:tbl>
     <w:p/>
+    <w:tbl>
+      <w:tblPr>
+        <w:tblW w:type="auto" w:w="0"/>
+        <w:jc w:val="center"/>
+        <w:tblLook w:firstColumn="1" w:firstRow="1" w:lastColumn="0" w:lastRow="0" w:noHBand="0" w:noVBand="1" w:val="04A0"/>
+      </w:tblPr>
+      <w:tblGrid>
+        <w:gridCol w:w="9406"/>
+      </w:tblGrid>
+      <w:tr>
+        <w:tc>
+          <w:tcPr>
+            <w:tcW w:type="dxa" w:w="9354"/>
+            <w:shd w:val="clear" w:fill="F1F8F9"/>
+            <w:tcMar>
+              <w:top w:w="110" w:type="dxa"/>
+              <w:left w:w="220" w:type="dxa"/>
+              <w:bottom w:w="110" w:type="dxa"/>
+              <w:right w:w="200" w:type="dxa"/>
+            </w:tcMar>
+            <w:tcBorders>
+              <w:top w:val="nil"/>
+              <w:right w:val="nil"/>
+              <w:bottom w:val="nil"/>
+              <w:left w:val="single" w:sz="36" w:color="0E7C8B"/>
+            </w:tcBorders>
+          </w:tcPr>
+          <w:p>
+            <w:pPr>
+              <w:spacing w:after="40"/>
+            </w:pPr>
+            <w:r>
+              <w:rPr>
+                <w:b/>
+                <w:color w:val="0E7C8B"/>
+                <w:sz w:val="16"/>
+              </w:rPr>
+              <w:t>PRINCIPIO</w:t>
+            </w:r>
+          </w:p>
+          <w:p>
+            <w:pPr>
+              <w:spacing w:after="0"/>
+            </w:pPr>
+            <w:r>
+              <w:rPr>
+                <w:b w:val="0"/>
+                <w:sz w:val="20"/>
+              </w:rPr>
+              <w:t>Un proyecto no termina al entregar: termina al cerrar bien, con evidencia y responsables.</w:t>
+            </w:r>
+          </w:p>
+        </w:tc>
+      </w:tr>
+    </w:tbl>
+    <w:p>
+      <w:pPr>
+        <w:spacing w:after="0"/>
+      </w:pPr>
+    </w:p>
     <w:p>
       <w:pPr>
         <w:keepNext/>
@@ -524,6 +615,10 @@
         <w:gridCol w:w="964"/>
       </w:tblGrid>
       <w:tr>
+        <w:trPr>
+          <w:cantSplit/>
+          <w:tblHeader/>
+        </w:trPr>
         <w:tc>
           <w:tcPr>
             <w:tcW w:type="dxa" w:w="3969"/>
@@ -602,6 +697,9 @@
         </w:tc>
       </w:tr>
       <w:tr>
+        <w:trPr>
+          <w:cantSplit/>
+        </w:trPr>
         <w:tc>
           <w:tcPr>
             <w:tcW w:type="dxa" w:w="3969"/>
@@ -680,9 +778,13 @@
         </w:tc>
       </w:tr>
       <w:tr>
+        <w:trPr>
+          <w:cantSplit/>
+        </w:trPr>
         <w:tc>
           <w:tcPr>
             <w:tcW w:type="dxa" w:w="3969"/>
+            <w:shd w:val="clear" w:fill="F4F6F8"/>
           </w:tcPr>
           <w:p>
             <w:r>
@@ -702,6 +804,7 @@
         <w:tc>
           <w:tcPr>
             <w:tcW w:type="dxa" w:w="2041"/>
+            <w:shd w:val="clear" w:fill="F4F6F8"/>
           </w:tcPr>
           <w:p>
             <w:r>
@@ -721,6 +824,7 @@
         <w:tc>
           <w:tcPr>
             <w:tcW w:type="dxa" w:w="2098"/>
+            <w:shd w:val="clear" w:fill="F4F6F8"/>
           </w:tcPr>
           <w:p>
             <w:r>
@@ -740,6 +844,7 @@
         <w:tc>
           <w:tcPr>
             <w:tcW w:type="dxa" w:w="964"/>
+            <w:shd w:val="clear" w:fill="F4F6F8"/>
           </w:tcPr>
           <w:p>
             <w:r>
@@ -758,6 +863,9 @@
         </w:tc>
       </w:tr>
       <w:tr>
+        <w:trPr>
+          <w:cantSplit/>
+        </w:trPr>
         <w:tc>
           <w:tcPr>
             <w:tcW w:type="dxa" w:w="3969"/>
@@ -836,9 +944,13 @@
         </w:tc>
       </w:tr>
       <w:tr>
+        <w:trPr>
+          <w:cantSplit/>
+        </w:trPr>
         <w:tc>
           <w:tcPr>
             <w:tcW w:type="dxa" w:w="3969"/>
+            <w:shd w:val="clear" w:fill="F4F6F8"/>
           </w:tcPr>
           <w:p>
             <w:r>
@@ -858,6 +970,7 @@
         <w:tc>
           <w:tcPr>
             <w:tcW w:type="dxa" w:w="2041"/>
+            <w:shd w:val="clear" w:fill="F4F6F8"/>
           </w:tcPr>
           <w:p>
             <w:r>
@@ -877,6 +990,7 @@
         <w:tc>
           <w:tcPr>
             <w:tcW w:type="dxa" w:w="2098"/>
+            <w:shd w:val="clear" w:fill="F4F6F8"/>
           </w:tcPr>
           <w:p>
             <w:r>
@@ -896,6 +1010,7 @@
         <w:tc>
           <w:tcPr>
             <w:tcW w:type="dxa" w:w="964"/>
+            <w:shd w:val="clear" w:fill="F4F6F8"/>
           </w:tcPr>
           <w:p>
             <w:r>
@@ -955,6 +1070,10 @@
         <w:gridCol w:w="964"/>
       </w:tblGrid>
       <w:tr>
+        <w:trPr>
+          <w:cantSplit/>
+          <w:tblHeader/>
+        </w:trPr>
         <w:tc>
           <w:tcPr>
             <w:tcW w:type="dxa" w:w="3969"/>
@@ -1033,6 +1152,9 @@
         </w:tc>
       </w:tr>
       <w:tr>
+        <w:trPr>
+          <w:cantSplit/>
+        </w:trPr>
         <w:tc>
           <w:tcPr>
             <w:tcW w:type="dxa" w:w="3969"/>
@@ -1111,9 +1233,13 @@
         </w:tc>
       </w:tr>
       <w:tr>
+        <w:trPr>
+          <w:cantSplit/>
+        </w:trPr>
         <w:tc>
           <w:tcPr>
             <w:tcW w:type="dxa" w:w="3969"/>
+            <w:shd w:val="clear" w:fill="F4F6F8"/>
           </w:tcPr>
           <w:p>
             <w:r>
@@ -1133,6 +1259,7 @@
         <w:tc>
           <w:tcPr>
             <w:tcW w:type="dxa" w:w="2041"/>
+            <w:shd w:val="clear" w:fill="F4F6F8"/>
           </w:tcPr>
           <w:p>
             <w:r>
@@ -1152,6 +1279,7 @@
         <w:tc>
           <w:tcPr>
             <w:tcW w:type="dxa" w:w="2098"/>
+            <w:shd w:val="clear" w:fill="F4F6F8"/>
           </w:tcPr>
           <w:p>
             <w:r>
@@ -1171,6 +1299,7 @@
         <w:tc>
           <w:tcPr>
             <w:tcW w:type="dxa" w:w="964"/>
+            <w:shd w:val="clear" w:fill="F4F6F8"/>
           </w:tcPr>
           <w:p>
             <w:r>
@@ -1189,6 +1318,9 @@
         </w:tc>
       </w:tr>
       <w:tr>
+        <w:trPr>
+          <w:cantSplit/>
+        </w:trPr>
         <w:tc>
           <w:tcPr>
             <w:tcW w:type="dxa" w:w="3969"/>
@@ -1267,9 +1399,13 @@
         </w:tc>
       </w:tr>
       <w:tr>
+        <w:trPr>
+          <w:cantSplit/>
+        </w:trPr>
         <w:tc>
           <w:tcPr>
             <w:tcW w:type="dxa" w:w="3969"/>
+            <w:shd w:val="clear" w:fill="F4F6F8"/>
           </w:tcPr>
           <w:p>
             <w:r>
@@ -1289,6 +1425,7 @@
         <w:tc>
           <w:tcPr>
             <w:tcW w:type="dxa" w:w="2041"/>
+            <w:shd w:val="clear" w:fill="F4F6F8"/>
           </w:tcPr>
           <w:p>
             <w:r>
@@ -1308,6 +1445,7 @@
         <w:tc>
           <w:tcPr>
             <w:tcW w:type="dxa" w:w="2098"/>
+            <w:shd w:val="clear" w:fill="F4F6F8"/>
           </w:tcPr>
           <w:p>
             <w:r>
@@ -1327,6 +1465,7 @@
         <w:tc>
           <w:tcPr>
             <w:tcW w:type="dxa" w:w="964"/>
+            <w:shd w:val="clear" w:fill="F4F6F8"/>
           </w:tcPr>
           <w:p>
             <w:r>
@@ -1386,6 +1525,10 @@
         <w:gridCol w:w="964"/>
       </w:tblGrid>
       <w:tr>
+        <w:trPr>
+          <w:cantSplit/>
+          <w:tblHeader/>
+        </w:trPr>
         <w:tc>
           <w:tcPr>
             <w:tcW w:type="dxa" w:w="3969"/>
@@ -1464,6 +1607,9 @@
         </w:tc>
       </w:tr>
       <w:tr>
+        <w:trPr>
+          <w:cantSplit/>
+        </w:trPr>
         <w:tc>
           <w:tcPr>
             <w:tcW w:type="dxa" w:w="3969"/>
@@ -1542,9 +1688,13 @@
         </w:tc>
       </w:tr>
       <w:tr>
+        <w:trPr>
+          <w:cantSplit/>
+        </w:trPr>
         <w:tc>
           <w:tcPr>
             <w:tcW w:type="dxa" w:w="3969"/>
+            <w:shd w:val="clear" w:fill="F4F6F8"/>
           </w:tcPr>
           <w:p>
             <w:r>
@@ -1564,6 +1714,7 @@
         <w:tc>
           <w:tcPr>
             <w:tcW w:type="dxa" w:w="2041"/>
+            <w:shd w:val="clear" w:fill="F4F6F8"/>
           </w:tcPr>
           <w:p>
             <w:r>
@@ -1583,6 +1734,7 @@
         <w:tc>
           <w:tcPr>
             <w:tcW w:type="dxa" w:w="2098"/>
+            <w:shd w:val="clear" w:fill="F4F6F8"/>
           </w:tcPr>
           <w:p>
             <w:r>
@@ -1602,6 +1754,7 @@
         <w:tc>
           <w:tcPr>
             <w:tcW w:type="dxa" w:w="964"/>
+            <w:shd w:val="clear" w:fill="F4F6F8"/>
           </w:tcPr>
           <w:p>
             <w:r>
@@ -1620,6 +1773,9 @@
         </w:tc>
       </w:tr>
       <w:tr>
+        <w:trPr>
+          <w:cantSplit/>
+        </w:trPr>
         <w:tc>
           <w:tcPr>
             <w:tcW w:type="dxa" w:w="3969"/>
@@ -1698,9 +1854,13 @@
         </w:tc>
       </w:tr>
       <w:tr>
+        <w:trPr>
+          <w:cantSplit/>
+        </w:trPr>
         <w:tc>
           <w:tcPr>
             <w:tcW w:type="dxa" w:w="3969"/>
+            <w:shd w:val="clear" w:fill="F4F6F8"/>
           </w:tcPr>
           <w:p>
             <w:r>
@@ -1720,6 +1880,7 @@
         <w:tc>
           <w:tcPr>
             <w:tcW w:type="dxa" w:w="2041"/>
+            <w:shd w:val="clear" w:fill="F4F6F8"/>
           </w:tcPr>
           <w:p>
             <w:r>
@@ -1739,6 +1900,7 @@
         <w:tc>
           <w:tcPr>
             <w:tcW w:type="dxa" w:w="2098"/>
+            <w:shd w:val="clear" w:fill="F4F6F8"/>
           </w:tcPr>
           <w:p>
             <w:r>
@@ -1758,6 +1920,7 @@
         <w:tc>
           <w:tcPr>
             <w:tcW w:type="dxa" w:w="964"/>
+            <w:shd w:val="clear" w:fill="F4F6F8"/>
           </w:tcPr>
           <w:p>
             <w:r>
@@ -1817,6 +1980,10 @@
         <w:gridCol w:w="964"/>
       </w:tblGrid>
       <w:tr>
+        <w:trPr>
+          <w:cantSplit/>
+          <w:tblHeader/>
+        </w:trPr>
         <w:tc>
           <w:tcPr>
             <w:tcW w:type="dxa" w:w="3969"/>
@@ -1895,6 +2062,9 @@
         </w:tc>
       </w:tr>
       <w:tr>
+        <w:trPr>
+          <w:cantSplit/>
+        </w:trPr>
         <w:tc>
           <w:tcPr>
             <w:tcW w:type="dxa" w:w="3969"/>
@@ -1973,9 +2143,13 @@
         </w:tc>
       </w:tr>
       <w:tr>
+        <w:trPr>
+          <w:cantSplit/>
+        </w:trPr>
         <w:tc>
           <w:tcPr>
             <w:tcW w:type="dxa" w:w="3969"/>
+            <w:shd w:val="clear" w:fill="F4F6F8"/>
           </w:tcPr>
           <w:p>
             <w:r>
@@ -1995,6 +2169,7 @@
         <w:tc>
           <w:tcPr>
             <w:tcW w:type="dxa" w:w="2041"/>
+            <w:shd w:val="clear" w:fill="F4F6F8"/>
           </w:tcPr>
           <w:p>
             <w:r>
@@ -2014,6 +2189,7 @@
         <w:tc>
           <w:tcPr>
             <w:tcW w:type="dxa" w:w="2098"/>
+            <w:shd w:val="clear" w:fill="F4F6F8"/>
           </w:tcPr>
           <w:p>
             <w:r>
@@ -2033,6 +2209,7 @@
         <w:tc>
           <w:tcPr>
             <w:tcW w:type="dxa" w:w="964"/>
+            <w:shd w:val="clear" w:fill="F4F6F8"/>
           </w:tcPr>
           <w:p>
             <w:r>
@@ -2051,6 +2228,9 @@
         </w:tc>
       </w:tr>
       <w:tr>
+        <w:trPr>
+          <w:cantSplit/>
+        </w:trPr>
         <w:tc>
           <w:tcPr>
             <w:tcW w:type="dxa" w:w="3969"/>
@@ -2129,9 +2309,13 @@
         </w:tc>
       </w:tr>
       <w:tr>
+        <w:trPr>
+          <w:cantSplit/>
+        </w:trPr>
         <w:tc>
           <w:tcPr>
             <w:tcW w:type="dxa" w:w="3969"/>
+            <w:shd w:val="clear" w:fill="F4F6F8"/>
           </w:tcPr>
           <w:p>
             <w:r>
@@ -2151,6 +2335,7 @@
         <w:tc>
           <w:tcPr>
             <w:tcW w:type="dxa" w:w="2041"/>
+            <w:shd w:val="clear" w:fill="F4F6F8"/>
           </w:tcPr>
           <w:p>
             <w:r>
@@ -2170,6 +2355,7 @@
         <w:tc>
           <w:tcPr>
             <w:tcW w:type="dxa" w:w="2098"/>
+            <w:shd w:val="clear" w:fill="F4F6F8"/>
           </w:tcPr>
           <w:p>
             <w:r>
@@ -2189,6 +2375,7 @@
         <w:tc>
           <w:tcPr>
             <w:tcW w:type="dxa" w:w="964"/>
+            <w:shd w:val="clear" w:fill="F4F6F8"/>
           </w:tcPr>
           <w:p>
             <w:r>
@@ -2248,6 +2435,10 @@
         <w:gridCol w:w="1814"/>
       </w:tblGrid>
       <w:tr>
+        <w:trPr>
+          <w:cantSplit/>
+          <w:tblHeader/>
+        </w:trPr>
         <w:tc>
           <w:tcPr>
             <w:tcW w:type="dxa" w:w="3855"/>
@@ -2326,6 +2517,9 @@
         </w:tc>
       </w:tr>
       <w:tr>
+        <w:trPr>
+          <w:cantSplit/>
+        </w:trPr>
         <w:tc>
           <w:tcPr>
             <w:tcW w:type="dxa" w:w="3855"/>
@@ -2390,9 +2584,13 @@
         </w:tc>
       </w:tr>
       <w:tr>
+        <w:trPr>
+          <w:cantSplit/>
+        </w:trPr>
         <w:tc>
           <w:tcPr>
             <w:tcW w:type="dxa" w:w="3855"/>
+            <w:shd w:val="clear" w:fill="F4F6F8"/>
           </w:tcPr>
           <w:p>
             <w:r>
@@ -2412,6 +2610,7 @@
         <w:tc>
           <w:tcPr>
             <w:tcW w:type="dxa" w:w="2041"/>
+            <w:shd w:val="clear" w:fill="F4F6F8"/>
           </w:tcPr>
           <w:p>
             <w:r>
@@ -2431,6 +2630,7 @@
         <w:tc>
           <w:tcPr>
             <w:tcW w:type="dxa" w:w="1361"/>
+            <w:shd w:val="clear" w:fill="F4F6F8"/>
           </w:tcPr>
           <w:p>
             <w:r>
@@ -2443,6 +2643,7 @@
         <w:tc>
           <w:tcPr>
             <w:tcW w:type="dxa" w:w="1814"/>
+            <w:shd w:val="clear" w:fill="F4F6F8"/>
           </w:tcPr>
           <w:p>
             <w:r>
@@ -2454,6 +2655,9 @@
         </w:tc>
       </w:tr>
       <w:tr>
+        <w:trPr>
+          <w:cantSplit/>
+        </w:trPr>
         <w:tc>
           <w:tcPr>
             <w:tcW w:type="dxa" w:w="3855"/>
@@ -2518,9 +2722,13 @@
         </w:tc>
       </w:tr>
       <w:tr>
+        <w:trPr>
+          <w:cantSplit/>
+        </w:trPr>
         <w:tc>
           <w:tcPr>
             <w:tcW w:type="dxa" w:w="3855"/>
+            <w:shd w:val="clear" w:fill="F4F6F8"/>
           </w:tcPr>
           <w:p>
             <w:r>
@@ -2540,6 +2748,7 @@
         <w:tc>
           <w:tcPr>
             <w:tcW w:type="dxa" w:w="2041"/>
+            <w:shd w:val="clear" w:fill="F4F6F8"/>
           </w:tcPr>
           <w:p>
             <w:r>
@@ -2559,6 +2768,7 @@
         <w:tc>
           <w:tcPr>
             <w:tcW w:type="dxa" w:w="1361"/>
+            <w:shd w:val="clear" w:fill="F4F6F8"/>
           </w:tcPr>
           <w:p>
             <w:r>
@@ -2571,6 +2781,7 @@
         <w:tc>
           <w:tcPr>
             <w:tcW w:type="dxa" w:w="1814"/>
+            <w:shd w:val="clear" w:fill="F4F6F8"/>
           </w:tcPr>
           <w:p>
             <w:r>
@@ -2582,6 +2793,9 @@
         </w:tc>
       </w:tr>
       <w:tr>
+        <w:trPr>
+          <w:cantSplit/>
+        </w:trPr>
         <w:tc>
           <w:tcPr>
             <w:tcW w:type="dxa" w:w="3855"/>
@@ -2646,9 +2860,13 @@
         </w:tc>
       </w:tr>
       <w:tr>
+        <w:trPr>
+          <w:cantSplit/>
+        </w:trPr>
         <w:tc>
           <w:tcPr>
             <w:tcW w:type="dxa" w:w="3855"/>
+            <w:shd w:val="clear" w:fill="F4F6F8"/>
           </w:tcPr>
           <w:p>
             <w:r>
@@ -2668,6 +2886,7 @@
         <w:tc>
           <w:tcPr>
             <w:tcW w:type="dxa" w:w="2041"/>
+            <w:shd w:val="clear" w:fill="F4F6F8"/>
           </w:tcPr>
           <w:p>
             <w:r>
@@ -2687,6 +2906,7 @@
         <w:tc>
           <w:tcPr>
             <w:tcW w:type="dxa" w:w="1361"/>
+            <w:shd w:val="clear" w:fill="F4F6F8"/>
           </w:tcPr>
           <w:p>
             <w:r>
@@ -2699,6 +2919,7 @@
         <w:tc>
           <w:tcPr>
             <w:tcW w:type="dxa" w:w="1814"/>
+            <w:shd w:val="clear" w:fill="F4F6F8"/>
           </w:tcPr>
           <w:p>
             <w:r>
@@ -2710,6 +2931,9 @@
         </w:tc>
       </w:tr>
       <w:tr>
+        <w:trPr>
+          <w:cantSplit/>
+        </w:trPr>
         <w:tc>
           <w:tcPr>
             <w:tcW w:type="dxa" w:w="3855"/>
@@ -2774,9 +2998,13 @@
         </w:tc>
       </w:tr>
       <w:tr>
+        <w:trPr>
+          <w:cantSplit/>
+        </w:trPr>
         <w:tc>
           <w:tcPr>
             <w:tcW w:type="dxa" w:w="3855"/>
+            <w:shd w:val="clear" w:fill="F4F6F8"/>
           </w:tcPr>
           <w:p>
             <w:r>
@@ -2796,6 +3024,7 @@
         <w:tc>
           <w:tcPr>
             <w:tcW w:type="dxa" w:w="2041"/>
+            <w:shd w:val="clear" w:fill="F4F6F8"/>
           </w:tcPr>
           <w:p>
             <w:r>
@@ -2815,6 +3044,7 @@
         <w:tc>
           <w:tcPr>
             <w:tcW w:type="dxa" w:w="1361"/>
+            <w:shd w:val="clear" w:fill="F4F6F8"/>
           </w:tcPr>
           <w:p>
             <w:r>
@@ -2827,6 +3057,7 @@
         <w:tc>
           <w:tcPr>
             <w:tcW w:type="dxa" w:w="1814"/>
+            <w:shd w:val="clear" w:fill="F4F6F8"/>
           </w:tcPr>
           <w:p>
             <w:r>
@@ -3057,6 +3288,7 @@
     </w:p>
     <w:sectPr>
       <w:footerReference w:type="default" r:id="rId9"/>
+      <w:headerReference w:type="default" r:id="rId10"/>
       <w:pgSz w:w="12240" w:h="15840"/>
       <w:pgMar w:top="1304" w:right="1417" w:bottom="1304" w:left="1417" w:header="720" w:footer="720" w:gutter="0"/>
       <w:cols w:space="720"/>
@@ -3107,6 +3339,27 @@
     </w:r>
   </w:p>
 </w:ftr>
+</file>
+
+<file path=word/header1.xml><?xml version="1.0" encoding="utf-8"?>
+<w:hdr xmlns:m="http://schemas.openxmlformats.org/officeDocument/2006/math" xmlns:mc="http://schemas.openxmlformats.org/markup-compatibility/2006" xmlns:mo="http://schemas.microsoft.com/office/mac/office/2008/main" xmlns:mv="urn:schemas-microsoft-com:mac:vml" xmlns:o="urn:schemas-microsoft-com:office:office" xmlns:r="http://schemas.openxmlformats.org/officeDocument/2006/relationships" xmlns:v="urn:schemas-microsoft-com:vml" xmlns:w10="urn:schemas-microsoft-com:office:word" xmlns:w14="http://schemas.microsoft.com/office/word/2010/wordml" xmlns:w="http://schemas.openxmlformats.org/wordprocessingml/2006/main" xmlns:wne="http://schemas.microsoft.com/office/word/2006/wordml" xmlns:wp14="http://schemas.microsoft.com/office/word/2010/wordprocessingDrawing" xmlns:wp="http://schemas.openxmlformats.org/drawingml/2006/wordprocessingDrawing" xmlns:wpc="http://schemas.microsoft.com/office/word/2010/wordprocessingCanvas" xmlns:wpg="http://schemas.microsoft.com/office/word/2010/wordprocessingGroup" xmlns:wpi="http://schemas.microsoft.com/office/word/2010/wordprocessingInk" xmlns:wps="http://schemas.microsoft.com/office/word/2010/wordprocessingShape" mc:Ignorable="w14 wp14">
+  <w:p>
+    <w:pPr>
+      <w:pStyle w:val="Header"/>
+      <w:pBdr>
+        <w:bottom w:val="single" w:sz="6" w:space="2" w:color="C9D3DB"/>
+      </w:pBdr>
+    </w:pPr>
+    <w:r/>
+    <w:r>
+      <w:rPr>
+        <w:color w:val="5B6B78"/>
+        <w:sz w:val="15"/>
+      </w:rPr>
+      <w:t>PLAN DE IMPLEMENTACIÓN DE 30 DÍAS</w:t>
+    </w:r>
+  </w:p>
+</w:hdr>
 </file>
 
 <file path=word/numbering.xml><?xml version="1.0" encoding="utf-8"?>
@@ -3476,9 +3729,9 @@
       <w:spacing w:after="160" w:line="276" w:lineRule="auto"/>
     </w:pPr>
     <w:rPr>
-      <w:rFonts w:ascii="Abadi" w:hAnsi="Abadi" w:eastAsia="Abadi"/>
+      <w:rFonts w:ascii="Arial" w:hAnsi="Arial" w:eastAsia="Arial"/>
       <w:color w:val="2B2B2B"/>
-      <w:sz w:val="22"/>
+      <w:sz w:val="20"/>
     </w:rPr>
   </w:style>
   <w:style w:type="paragraph" w:styleId="Header">
